--- a/report/Dokumentimi.docx
+++ b/report/Dokumentimi.docx
@@ -142,19 +142,7 @@
         <w:rPr>
           <w:b/>
         </w:rPr>
-        <w:t xml:space="preserve">Maj </w:t>
-      </w:r>
-      <w:r>
-        <w:rPr>
-          <w:b/>
-        </w:rPr>
-        <w:t>/ 202</w:t>
-      </w:r>
-      <w:r>
-        <w:rPr>
-          <w:b/>
-        </w:rPr>
-        <w:t>6</w:t>
+        <w:t>Maj / 2026</w:t>
       </w:r>
     </w:p>
     <w:p>
@@ -767,30 +755,14 @@
           <w:sz w:val="28"/>
           <w:szCs w:val="28"/>
         </w:rPr>
-        <w:t xml:space="preserve">Java Swing – për ndërfaqen </w:t>
-      </w:r>
-      <w:proofErr w:type="gramStart"/>
-      <w:r>
-        <w:rPr>
-          <w:sz w:val="28"/>
-          <w:szCs w:val="28"/>
-        </w:rPr>
-        <w:t>grafike</w:t>
+        <w:t>Java Swing – për ndërfaqen grafike</w:t>
       </w:r>
       <w:r>
         <w:rPr>
           <w:sz w:val="28"/>
           <w:szCs w:val="28"/>
         </w:rPr>
-        <w:t>(</w:t>
-      </w:r>
-      <w:proofErr w:type="gramEnd"/>
-      <w:r>
-        <w:rPr>
-          <w:sz w:val="28"/>
-          <w:szCs w:val="28"/>
-        </w:rPr>
-        <w:t>GUI)</w:t>
+        <w:t>(GUI)</w:t>
       </w:r>
       <w:r>
         <w:rPr>
@@ -874,7 +846,16 @@
           <w:sz w:val="28"/>
           <w:szCs w:val="28"/>
         </w:rPr>
-        <w:t>5. Përshkrimi i klasave</w:t>
+        <w:t>4</w:t>
+      </w:r>
+      <w:r>
+        <w:rPr>
+          <w:b/>
+          <w:bCs/>
+          <w:sz w:val="28"/>
+          <w:szCs w:val="28"/>
+        </w:rPr>
+        <w:t>. Përshkrimi i klasave</w:t>
       </w:r>
     </w:p>
     <w:p>
@@ -1420,7 +1401,16 @@
           <w:sz w:val="28"/>
           <w:szCs w:val="28"/>
         </w:rPr>
-        <w:t>6. Metodat kryesore të përpunimit</w:t>
+        <w:t>5</w:t>
+      </w:r>
+      <w:r>
+        <w:rPr>
+          <w:b/>
+          <w:bCs/>
+          <w:sz w:val="28"/>
+          <w:szCs w:val="28"/>
+        </w:rPr>
+        <w:t>. Metodat kryesore të përpunimit</w:t>
       </w:r>
     </w:p>
     <w:p>
@@ -1918,23 +1908,7 @@
           <w:sz w:val="28"/>
           <w:szCs w:val="28"/>
         </w:rPr>
-        <w:t>NewValue = ((</w:t>
-      </w:r>
-      <w:proofErr w:type="gramStart"/>
-      <w:r>
-        <w:rPr>
-          <w:sz w:val="28"/>
-          <w:szCs w:val="28"/>
-        </w:rPr>
-        <w:t>CDF(</w:t>
-      </w:r>
-      <w:proofErr w:type="gramEnd"/>
-      <w:r>
-        <w:rPr>
-          <w:sz w:val="28"/>
-          <w:szCs w:val="28"/>
-        </w:rPr>
-        <w:t>value) - CDFmin) * 255) / (TotalPixels - CDFmin)</w:t>
+        <w:t>NewValue = ((CDF(value) - CDFmin) * 255) / (TotalPixels - CDFmin)</w:t>
       </w:r>
     </w:p>
     <w:p>
@@ -2257,7 +2231,16 @@
           <w:sz w:val="28"/>
           <w:szCs w:val="28"/>
         </w:rPr>
-        <w:t>7. Ndërfaqja grafike</w:t>
+        <w:t>6</w:t>
+      </w:r>
+      <w:r>
+        <w:rPr>
+          <w:b/>
+          <w:bCs/>
+          <w:sz w:val="28"/>
+          <w:szCs w:val="28"/>
+        </w:rPr>
+        <w:t>. Ndërfaqja grafike</w:t>
       </w:r>
     </w:p>
     <w:p>
@@ -2538,7 +2521,16 @@
           <w:sz w:val="28"/>
           <w:szCs w:val="28"/>
         </w:rPr>
-        <w:t>8. Rezultatet</w:t>
+        <w:t>7</w:t>
+      </w:r>
+      <w:r>
+        <w:rPr>
+          <w:b/>
+          <w:bCs/>
+          <w:sz w:val="28"/>
+          <w:szCs w:val="28"/>
+        </w:rPr>
+        <w:t>. Rezultatet</w:t>
       </w:r>
     </w:p>
     <w:p>
@@ -2586,7 +2578,7 @@
           <w:szCs w:val="28"/>
         </w:rPr>
         <w:drawing>
-          <wp:inline distT="0" distB="0" distL="0" distR="0" wp14:anchorId="4C44F98F" wp14:editId="5DEFD0E4">
+          <wp:inline distT="0" distB="0" distL="0" distR="0" wp14:anchorId="4C44F98F" wp14:editId="47E8ABF7">
             <wp:extent cx="1828800" cy="1828800"/>
             <wp:effectExtent l="0" t="0" r="0" b="0"/>
             <wp:docPr id="1343364938" name="Diagram 3"/>
@@ -2804,7 +2796,189 @@
           <w:sz w:val="28"/>
           <w:szCs w:val="28"/>
         </w:rPr>
-        <w:t>11. Përfundim</w:t>
+        <w:t>8</w:t>
+      </w:r>
+      <w:r>
+        <w:rPr>
+          <w:b/>
+          <w:bCs/>
+          <w:sz w:val="28"/>
+          <w:szCs w:val="28"/>
+        </w:rPr>
+        <w:t>. Vështirësitë e hasura</w:t>
+      </w:r>
+    </w:p>
+    <w:p>
+      <w:pPr>
+        <w:rPr>
+          <w:sz w:val="28"/>
+          <w:szCs w:val="28"/>
+        </w:rPr>
+      </w:pPr>
+      <w:r>
+        <w:rPr>
+          <w:sz w:val="28"/>
+          <w:szCs w:val="28"/>
+        </w:rPr>
+        <w:t>Gjatë zhvillimit të projektit, disa nga vështirësitë kryesore ishin:</w:t>
+      </w:r>
+    </w:p>
+    <w:p>
+      <w:pPr>
+        <w:numPr>
+          <w:ilvl w:val="0"/>
+          <w:numId w:val="11"/>
+        </w:numPr>
+        <w:rPr>
+          <w:sz w:val="28"/>
+          <w:szCs w:val="28"/>
+        </w:rPr>
+      </w:pPr>
+      <w:r>
+        <w:rPr>
+          <w:sz w:val="28"/>
+          <w:szCs w:val="28"/>
+        </w:rPr>
+        <w:t xml:space="preserve">Organizimi i klasave në mënyrë të pastër </w:t>
+      </w:r>
+    </w:p>
+    <w:p>
+      <w:pPr>
+        <w:numPr>
+          <w:ilvl w:val="0"/>
+          <w:numId w:val="11"/>
+        </w:numPr>
+        <w:rPr>
+          <w:sz w:val="28"/>
+          <w:szCs w:val="28"/>
+        </w:rPr>
+      </w:pPr>
+      <w:r>
+        <w:rPr>
+          <w:sz w:val="28"/>
+          <w:szCs w:val="28"/>
+        </w:rPr>
+        <w:t xml:space="preserve">Punimi me pikselët përmes BufferedImage </w:t>
+      </w:r>
+    </w:p>
+    <w:p>
+      <w:pPr>
+        <w:numPr>
+          <w:ilvl w:val="0"/>
+          <w:numId w:val="11"/>
+        </w:numPr>
+        <w:rPr>
+          <w:sz w:val="28"/>
+          <w:szCs w:val="28"/>
+        </w:rPr>
+      </w:pPr>
+      <w:r>
+        <w:rPr>
+          <w:sz w:val="28"/>
+          <w:szCs w:val="28"/>
+        </w:rPr>
+        <w:t xml:space="preserve">Ruajtja e vlerave RGB brenda intervalit 0–255 </w:t>
+      </w:r>
+    </w:p>
+    <w:p>
+      <w:pPr>
+        <w:numPr>
+          <w:ilvl w:val="0"/>
+          <w:numId w:val="11"/>
+        </w:numPr>
+        <w:rPr>
+          <w:sz w:val="28"/>
+          <w:szCs w:val="28"/>
+        </w:rPr>
+      </w:pPr>
+      <w:r>
+        <w:rPr>
+          <w:sz w:val="28"/>
+          <w:szCs w:val="28"/>
+        </w:rPr>
+        <w:t xml:space="preserve">Përditësimi i GUI-së pas çdo ndryshimi </w:t>
+      </w:r>
+    </w:p>
+    <w:p>
+      <w:pPr>
+        <w:numPr>
+          <w:ilvl w:val="0"/>
+          <w:numId w:val="11"/>
+        </w:numPr>
+        <w:rPr>
+          <w:sz w:val="28"/>
+          <w:szCs w:val="28"/>
+        </w:rPr>
+      </w:pPr>
+      <w:r>
+        <w:rPr>
+          <w:sz w:val="28"/>
+          <w:szCs w:val="28"/>
+        </w:rPr>
+        <w:t xml:space="preserve">Shfaqja e histogramit në mënyrë grafike </w:t>
+      </w:r>
+    </w:p>
+    <w:p>
+      <w:pPr>
+        <w:numPr>
+          <w:ilvl w:val="0"/>
+          <w:numId w:val="11"/>
+        </w:numPr>
+        <w:rPr>
+          <w:sz w:val="28"/>
+          <w:szCs w:val="28"/>
+        </w:rPr>
+      </w:pPr>
+      <w:r>
+        <w:rPr>
+          <w:sz w:val="28"/>
+          <w:szCs w:val="28"/>
+        </w:rPr>
+        <w:lastRenderedPageBreak/>
+        <w:t xml:space="preserve">Krahasimi i cilësisë vetëm kur dimensionet e imazheve janë të njëjta </w:t>
+      </w:r>
+    </w:p>
+    <w:p>
+      <w:pPr>
+        <w:rPr>
+          <w:sz w:val="28"/>
+          <w:szCs w:val="28"/>
+        </w:rPr>
+      </w:pPr>
+      <w:r>
+        <w:rPr>
+          <w:sz w:val="28"/>
+          <w:szCs w:val="28"/>
+        </w:rPr>
+        <w:t>Këto probleme u zgjidhën duke ndarë logjikën e GUI-së nga algoritmet e përpunimit dhe duke shtuar kontrollime para çdo funksioni.</w:t>
+      </w:r>
+    </w:p>
+    <w:p>
+      <w:pPr>
+        <w:rPr>
+          <w:b/>
+          <w:bCs/>
+          <w:sz w:val="28"/>
+          <w:szCs w:val="28"/>
+        </w:rPr>
+      </w:pPr>
+      <w:r>
+        <w:rPr>
+          <w:b/>
+          <w:bCs/>
+          <w:sz w:val="28"/>
+          <w:szCs w:val="28"/>
+        </w:rPr>
+        <w:t>9</w:t>
+      </w:r>
+      <w:r>
+        <w:rPr>
+          <w:b/>
+          <w:bCs/>
+          <w:sz w:val="28"/>
+          <w:szCs w:val="28"/>
+        </w:rPr>
+        <w:t>. Përfundim</w:t>
       </w:r>
     </w:p>
     <w:p>
@@ -2849,7 +3023,6 @@
           <w:sz w:val="28"/>
           <w:szCs w:val="28"/>
         </w:rPr>
-        <w:lastRenderedPageBreak/>
         <w:t>Pjesa më e rëndësishme është se algoritmet janë implementuar manualisht përmes përpunimit të pikselëve, gjë që e bën projektin të dobishëm për të kuptuar bazat e përpunimit të imazheve.</w:t>
       </w:r>
     </w:p>
@@ -3031,6 +3204,155 @@
     </w:lvl>
   </w:abstractNum>
   <w:abstractNum w:abstractNumId="1" w15:restartNumberingAfterBreak="0">
+    <w:nsid w:val="0A5226BD"/>
+    <w:multiLevelType w:val="multilevel"/>
+    <w:tmpl w:val="D058737A"/>
+    <w:lvl w:ilvl="0">
+      <w:start w:val="1"/>
+      <w:numFmt w:val="bullet"/>
+      <w:lvlText w:val=""/>
+      <w:lvlJc w:val="left"/>
+      <w:pPr>
+        <w:tabs>
+          <w:tab w:val="num" w:pos="720"/>
+        </w:tabs>
+        <w:ind w:left="720" w:hanging="360"/>
+      </w:pPr>
+      <w:rPr>
+        <w:rFonts w:ascii="Symbol" w:hAnsi="Symbol" w:hint="default"/>
+        <w:sz w:val="20"/>
+      </w:rPr>
+    </w:lvl>
+    <w:lvl w:ilvl="1" w:tentative="1">
+      <w:start w:val="1"/>
+      <w:numFmt w:val="bullet"/>
+      <w:lvlText w:val="o"/>
+      <w:lvlJc w:val="left"/>
+      <w:pPr>
+        <w:tabs>
+          <w:tab w:val="num" w:pos="1440"/>
+        </w:tabs>
+        <w:ind w:left="1440" w:hanging="360"/>
+      </w:pPr>
+      <w:rPr>
+        <w:rFonts w:ascii="Courier New" w:hAnsi="Courier New" w:hint="default"/>
+        <w:sz w:val="20"/>
+      </w:rPr>
+    </w:lvl>
+    <w:lvl w:ilvl="2" w:tentative="1">
+      <w:start w:val="1"/>
+      <w:numFmt w:val="bullet"/>
+      <w:lvlText w:val=""/>
+      <w:lvlJc w:val="left"/>
+      <w:pPr>
+        <w:tabs>
+          <w:tab w:val="num" w:pos="2160"/>
+        </w:tabs>
+        <w:ind w:left="2160" w:hanging="360"/>
+      </w:pPr>
+      <w:rPr>
+        <w:rFonts w:ascii="Wingdings" w:hAnsi="Wingdings" w:hint="default"/>
+        <w:sz w:val="20"/>
+      </w:rPr>
+    </w:lvl>
+    <w:lvl w:ilvl="3" w:tentative="1">
+      <w:start w:val="1"/>
+      <w:numFmt w:val="bullet"/>
+      <w:lvlText w:val=""/>
+      <w:lvlJc w:val="left"/>
+      <w:pPr>
+        <w:tabs>
+          <w:tab w:val="num" w:pos="2880"/>
+        </w:tabs>
+        <w:ind w:left="2880" w:hanging="360"/>
+      </w:pPr>
+      <w:rPr>
+        <w:rFonts w:ascii="Wingdings" w:hAnsi="Wingdings" w:hint="default"/>
+        <w:sz w:val="20"/>
+      </w:rPr>
+    </w:lvl>
+    <w:lvl w:ilvl="4" w:tentative="1">
+      <w:start w:val="1"/>
+      <w:numFmt w:val="bullet"/>
+      <w:lvlText w:val=""/>
+      <w:lvlJc w:val="left"/>
+      <w:pPr>
+        <w:tabs>
+          <w:tab w:val="num" w:pos="3600"/>
+        </w:tabs>
+        <w:ind w:left="3600" w:hanging="360"/>
+      </w:pPr>
+      <w:rPr>
+        <w:rFonts w:ascii="Wingdings" w:hAnsi="Wingdings" w:hint="default"/>
+        <w:sz w:val="20"/>
+      </w:rPr>
+    </w:lvl>
+    <w:lvl w:ilvl="5" w:tentative="1">
+      <w:start w:val="1"/>
+      <w:numFmt w:val="bullet"/>
+      <w:lvlText w:val=""/>
+      <w:lvlJc w:val="left"/>
+      <w:pPr>
+        <w:tabs>
+          <w:tab w:val="num" w:pos="4320"/>
+        </w:tabs>
+        <w:ind w:left="4320" w:hanging="360"/>
+      </w:pPr>
+      <w:rPr>
+        <w:rFonts w:ascii="Wingdings" w:hAnsi="Wingdings" w:hint="default"/>
+        <w:sz w:val="20"/>
+      </w:rPr>
+    </w:lvl>
+    <w:lvl w:ilvl="6" w:tentative="1">
+      <w:start w:val="1"/>
+      <w:numFmt w:val="bullet"/>
+      <w:lvlText w:val=""/>
+      <w:lvlJc w:val="left"/>
+      <w:pPr>
+        <w:tabs>
+          <w:tab w:val="num" w:pos="5040"/>
+        </w:tabs>
+        <w:ind w:left="5040" w:hanging="360"/>
+      </w:pPr>
+      <w:rPr>
+        <w:rFonts w:ascii="Wingdings" w:hAnsi="Wingdings" w:hint="default"/>
+        <w:sz w:val="20"/>
+      </w:rPr>
+    </w:lvl>
+    <w:lvl w:ilvl="7" w:tentative="1">
+      <w:start w:val="1"/>
+      <w:numFmt w:val="bullet"/>
+      <w:lvlText w:val=""/>
+      <w:lvlJc w:val="left"/>
+      <w:pPr>
+        <w:tabs>
+          <w:tab w:val="num" w:pos="5760"/>
+        </w:tabs>
+        <w:ind w:left="5760" w:hanging="360"/>
+      </w:pPr>
+      <w:rPr>
+        <w:rFonts w:ascii="Wingdings" w:hAnsi="Wingdings" w:hint="default"/>
+        <w:sz w:val="20"/>
+      </w:rPr>
+    </w:lvl>
+    <w:lvl w:ilvl="8" w:tentative="1">
+      <w:start w:val="1"/>
+      <w:numFmt w:val="bullet"/>
+      <w:lvlText w:val=""/>
+      <w:lvlJc w:val="left"/>
+      <w:pPr>
+        <w:tabs>
+          <w:tab w:val="num" w:pos="6480"/>
+        </w:tabs>
+        <w:ind w:left="6480" w:hanging="360"/>
+      </w:pPr>
+      <w:rPr>
+        <w:rFonts w:ascii="Wingdings" w:hAnsi="Wingdings" w:hint="default"/>
+        <w:sz w:val="20"/>
+      </w:rPr>
+    </w:lvl>
+  </w:abstractNum>
+  <w:abstractNum w:abstractNumId="2" w15:restartNumberingAfterBreak="0">
     <w:nsid w:val="13EC6F79"/>
     <w:multiLevelType w:val="multilevel"/>
     <w:tmpl w:val="8970FEC8"/>
@@ -3179,7 +3501,7 @@
       </w:rPr>
     </w:lvl>
   </w:abstractNum>
-  <w:abstractNum w:abstractNumId="2" w15:restartNumberingAfterBreak="0">
+  <w:abstractNum w:abstractNumId="3" w15:restartNumberingAfterBreak="0">
     <w:nsid w:val="15911A26"/>
     <w:multiLevelType w:val="multilevel"/>
     <w:tmpl w:val="AE00C83C"/>
@@ -3328,7 +3650,7 @@
       </w:rPr>
     </w:lvl>
   </w:abstractNum>
-  <w:abstractNum w:abstractNumId="3" w15:restartNumberingAfterBreak="0">
+  <w:abstractNum w:abstractNumId="4" w15:restartNumberingAfterBreak="0">
     <w:nsid w:val="27DF5178"/>
     <w:multiLevelType w:val="multilevel"/>
     <w:tmpl w:val="59243FEA"/>
@@ -3477,7 +3799,7 @@
       </w:rPr>
     </w:lvl>
   </w:abstractNum>
-  <w:abstractNum w:abstractNumId="4" w15:restartNumberingAfterBreak="0">
+  <w:abstractNum w:abstractNumId="5" w15:restartNumberingAfterBreak="0">
     <w:nsid w:val="3819514A"/>
     <w:multiLevelType w:val="multilevel"/>
     <w:tmpl w:val="A628CDAA"/>
@@ -3626,7 +3948,7 @@
       </w:rPr>
     </w:lvl>
   </w:abstractNum>
-  <w:abstractNum w:abstractNumId="5" w15:restartNumberingAfterBreak="0">
+  <w:abstractNum w:abstractNumId="6" w15:restartNumberingAfterBreak="0">
     <w:nsid w:val="44460188"/>
     <w:multiLevelType w:val="multilevel"/>
     <w:tmpl w:val="EC94A224"/>
@@ -3775,7 +4097,7 @@
       </w:rPr>
     </w:lvl>
   </w:abstractNum>
-  <w:abstractNum w:abstractNumId="6" w15:restartNumberingAfterBreak="0">
+  <w:abstractNum w:abstractNumId="7" w15:restartNumberingAfterBreak="0">
     <w:nsid w:val="514D3495"/>
     <w:multiLevelType w:val="multilevel"/>
     <w:tmpl w:val="D6DE86B2"/>
@@ -3924,7 +4246,7 @@
       </w:rPr>
     </w:lvl>
   </w:abstractNum>
-  <w:abstractNum w:abstractNumId="7" w15:restartNumberingAfterBreak="0">
+  <w:abstractNum w:abstractNumId="8" w15:restartNumberingAfterBreak="0">
     <w:nsid w:val="673532D1"/>
     <w:multiLevelType w:val="multilevel"/>
     <w:tmpl w:val="861410C4"/>
@@ -4073,7 +4395,7 @@
       </w:rPr>
     </w:lvl>
   </w:abstractNum>
-  <w:abstractNum w:abstractNumId="8" w15:restartNumberingAfterBreak="0">
+  <w:abstractNum w:abstractNumId="9" w15:restartNumberingAfterBreak="0">
     <w:nsid w:val="706358B6"/>
     <w:multiLevelType w:val="multilevel"/>
     <w:tmpl w:val="ECA4108E"/>
@@ -4222,7 +4544,7 @@
       </w:rPr>
     </w:lvl>
   </w:abstractNum>
-  <w:abstractNum w:abstractNumId="9" w15:restartNumberingAfterBreak="0">
+  <w:abstractNum w:abstractNumId="10" w15:restartNumberingAfterBreak="0">
     <w:nsid w:val="708D2E4E"/>
     <w:multiLevelType w:val="multilevel"/>
     <w:tmpl w:val="455C5E70"/>
@@ -4372,34 +4694,37 @@
     </w:lvl>
   </w:abstractNum>
   <w:num w:numId="1" w16cid:durableId="1300578092">
+    <w:abstractNumId w:val="5"/>
+  </w:num>
+  <w:num w:numId="2" w16cid:durableId="1164708761">
+    <w:abstractNumId w:val="8"/>
+  </w:num>
+  <w:num w:numId="3" w16cid:durableId="878511293">
     <w:abstractNumId w:val="4"/>
   </w:num>
-  <w:num w:numId="2" w16cid:durableId="1164708761">
-    <w:abstractNumId w:val="7"/>
-  </w:num>
-  <w:num w:numId="3" w16cid:durableId="878511293">
+  <w:num w:numId="4" w16cid:durableId="204410665">
     <w:abstractNumId w:val="3"/>
   </w:num>
-  <w:num w:numId="4" w16cid:durableId="204410665">
+  <w:num w:numId="5" w16cid:durableId="1082140852">
+    <w:abstractNumId w:val="10"/>
+  </w:num>
+  <w:num w:numId="6" w16cid:durableId="1858690709">
+    <w:abstractNumId w:val="6"/>
+  </w:num>
+  <w:num w:numId="7" w16cid:durableId="90207540">
     <w:abstractNumId w:val="2"/>
   </w:num>
-  <w:num w:numId="5" w16cid:durableId="1082140852">
+  <w:num w:numId="8" w16cid:durableId="1060788541">
     <w:abstractNumId w:val="9"/>
   </w:num>
-  <w:num w:numId="6" w16cid:durableId="1858690709">
-    <w:abstractNumId w:val="5"/>
-  </w:num>
-  <w:num w:numId="7" w16cid:durableId="90207540">
-    <w:abstractNumId w:val="1"/>
-  </w:num>
-  <w:num w:numId="8" w16cid:durableId="1060788541">
-    <w:abstractNumId w:val="8"/>
-  </w:num>
   <w:num w:numId="9" w16cid:durableId="1635524870">
-    <w:abstractNumId w:val="6"/>
+    <w:abstractNumId w:val="7"/>
   </w:num>
   <w:num w:numId="10" w16cid:durableId="597058926">
     <w:abstractNumId w:val="0"/>
+  </w:num>
+  <w:num w:numId="11" w16cid:durableId="992951997">
+    <w:abstractNumId w:val="1"/>
   </w:num>
 </w:numbering>
 </file>
